--- a/Ems explaination.docx
+++ b/Ems explaination.docx
@@ -4,7 +4,15 @@
   <w:body>
     <w:p>
       <w:r>
-        <w:t xml:space="preserve">Admin Section: In the src folder we have </w:t>
+        <w:t xml:space="preserve">Admin Section: In the </w:t>
+      </w:r>
+      <w:proofErr w:type="spellStart"/>
+      <w:r>
+        <w:t>src</w:t>
+      </w:r>
+      <w:proofErr w:type="spellEnd"/>
+      <w:r>
+        <w:t xml:space="preserve"> folder we have </w:t>
       </w:r>
     </w:p>
     <w:p>
@@ -63,9 +71,11 @@
           <w:numId w:val="3"/>
         </w:numPr>
       </w:pPr>
+      <w:proofErr w:type="spellStart"/>
       <w:r>
         <w:t>App.jsx</w:t>
       </w:r>
+      <w:proofErr w:type="spellEnd"/>
     </w:p>
     <w:p>
       <w:pPr>
@@ -75,19 +85,37 @@
           <w:numId w:val="3"/>
         </w:numPr>
       </w:pPr>
+      <w:proofErr w:type="spellStart"/>
       <w:r>
         <w:t>Main.jsx</w:t>
       </w:r>
+      <w:proofErr w:type="spellEnd"/>
     </w:p>
     <w:p>
       <w:pPr>
         <w:ind w:left="0" w:firstLine="0"/>
       </w:pPr>
       <w:r>
-        <w:t xml:space="preserve">2. Components : </w:t>
-      </w:r>
-      <w:r>
-        <w:t>we 9 folder and in which is we define components to render ui and reuse.</w:t>
+        <w:t xml:space="preserve">2. </w:t>
+      </w:r>
+      <w:proofErr w:type="gramStart"/>
+      <w:r>
+        <w:t>Components :</w:t>
+      </w:r>
+      <w:proofErr w:type="gramEnd"/>
+      <w:r>
+        <w:t xml:space="preserve"> </w:t>
+      </w:r>
+      <w:r>
+        <w:t xml:space="preserve">we 9 folder and in which is we define components to render </w:t>
+      </w:r>
+      <w:proofErr w:type="spellStart"/>
+      <w:r>
+        <w:t>ui</w:t>
+      </w:r>
+      <w:proofErr w:type="spellEnd"/>
+      <w:r>
+        <w:t xml:space="preserve"> and reuse.</w:t>
       </w:r>
     </w:p>
     <w:p>
@@ -98,8 +126,18 @@
           <w:numId w:val="4"/>
         </w:numPr>
       </w:pPr>
-      <w:r>
-        <w:t xml:space="preserve">AnnouncementPage : </w:t>
+      <w:proofErr w:type="spellStart"/>
+      <w:proofErr w:type="gramStart"/>
+      <w:r>
+        <w:t>AnnouncementPage</w:t>
+      </w:r>
+      <w:proofErr w:type="spellEnd"/>
+      <w:r>
+        <w:t xml:space="preserve"> :</w:t>
+      </w:r>
+      <w:proofErr w:type="gramEnd"/>
+      <w:r>
+        <w:t xml:space="preserve"> </w:t>
       </w:r>
     </w:p>
     <w:p>
@@ -146,8 +184,13 @@
     </w:p>
     <w:p/>
     <w:p>
-      <w:r>
-        <w:t>AnnouncementPage Component: This component allows the admin to create, send, search, filter, view, and delete announcements for all employees or a specific employee.</w:t>
+      <w:proofErr w:type="spellStart"/>
+      <w:r>
+        <w:t>AnnouncementPage</w:t>
+      </w:r>
+      <w:proofErr w:type="spellEnd"/>
+      <w:r>
+        <w:t xml:space="preserve"> Component: This component allows the admin to create, send, search, filter, view, and delete announcements for all employees or a specific employee.</w:t>
       </w:r>
     </w:p>
     <w:p>
@@ -170,14 +213,29 @@
           <w:numId w:val="4"/>
         </w:numPr>
       </w:pPr>
+      <w:proofErr w:type="spellStart"/>
+      <w:proofErr w:type="gramStart"/>
       <w:r>
         <w:t>DashboardPage</w:t>
       </w:r>
-      <w:r>
-        <w:t xml:space="preserve"> : - this is admin dashboard </w:t>
-      </w:r>
-      <w:r>
-        <w:t xml:space="preserve">that show employees information of total employees  , Totol salary expense and </w:t>
+      <w:proofErr w:type="spellEnd"/>
+      <w:r>
+        <w:t xml:space="preserve"> :</w:t>
+      </w:r>
+      <w:proofErr w:type="gramEnd"/>
+      <w:r>
+        <w:t xml:space="preserve"> - this is admin dashboard </w:t>
+      </w:r>
+      <w:r>
+        <w:t xml:space="preserve">that show employees information of total employees  , </w:t>
+      </w:r>
+      <w:proofErr w:type="spellStart"/>
+      <w:r>
+        <w:t>Totol</w:t>
+      </w:r>
+      <w:proofErr w:type="spellEnd"/>
+      <w:r>
+        <w:t xml:space="preserve"> salary expense and </w:t>
       </w:r>
       <w:r>
         <w:t>Total Announcements</w:t>
@@ -186,7 +244,15 @@
         <w:t xml:space="preserve"> and </w:t>
       </w:r>
       <w:r>
-        <w:t>fetching data through DataContext.</w:t>
+        <w:t xml:space="preserve">fetching data through </w:t>
+      </w:r>
+      <w:proofErr w:type="spellStart"/>
+      <w:r>
+        <w:t>DataContext</w:t>
+      </w:r>
+      <w:proofErr w:type="spellEnd"/>
+      <w:r>
+        <w:t>.</w:t>
       </w:r>
     </w:p>
     <w:p>
@@ -247,8 +313,18 @@
           <w:numId w:val="4"/>
         </w:numPr>
       </w:pPr>
-      <w:r>
-        <w:t xml:space="preserve">ChartsPage : </w:t>
+      <w:proofErr w:type="spellStart"/>
+      <w:proofErr w:type="gramStart"/>
+      <w:r>
+        <w:t>ChartsPage</w:t>
+      </w:r>
+      <w:proofErr w:type="spellEnd"/>
+      <w:r>
+        <w:t xml:space="preserve"> :</w:t>
+      </w:r>
+      <w:proofErr w:type="gramEnd"/>
+      <w:r>
+        <w:t xml:space="preserve"> </w:t>
       </w:r>
       <w:r>
         <w:t>This component displays interactive dashboard charts for employee count, salary, and announcements with daily, weekly, monthly, and yearly filters.</w:t>
@@ -312,12 +388,19 @@
           <w:numId w:val="4"/>
         </w:numPr>
       </w:pPr>
+      <w:proofErr w:type="spellStart"/>
+      <w:proofErr w:type="gramStart"/>
       <w:r>
         <w:lastRenderedPageBreak/>
         <w:t>LeavesPage</w:t>
       </w:r>
-      <w:r>
-        <w:t xml:space="preserve"> :- in this admin can see employee leave request by employee name , id, date, and status and </w:t>
+      <w:proofErr w:type="spellEnd"/>
+      <w:r>
+        <w:t xml:space="preserve"> :</w:t>
+      </w:r>
+      <w:proofErr w:type="gramEnd"/>
+      <w:r>
+        <w:t xml:space="preserve">- in this admin can see employee leave request by employee name , id, date, and status and </w:t>
       </w:r>
       <w:r>
         <w:t>It fetches leave data from the backend, allows the admin to approve or reject</w:t>
@@ -334,11 +417,18 @@
           <w:numId w:val="4"/>
         </w:numPr>
       </w:pPr>
+      <w:proofErr w:type="spellStart"/>
+      <w:proofErr w:type="gramStart"/>
       <w:r>
         <w:t>LoginPage</w:t>
       </w:r>
-      <w:r>
-        <w:t xml:space="preserve"> :- </w:t>
+      <w:proofErr w:type="spellEnd"/>
+      <w:r>
+        <w:t xml:space="preserve"> :</w:t>
+      </w:r>
+      <w:proofErr w:type="gramEnd"/>
+      <w:r>
+        <w:t xml:space="preserve">- </w:t>
       </w:r>
       <w:r>
         <w:t>This component provides the admin login page, validates email and password inputs</w:t>
@@ -359,13 +449,39 @@
         </w:numPr>
       </w:pPr>
       <w:r>
-        <w:t xml:space="preserve">When admin type correct email and passward </w:t>
-      </w:r>
-      <w:r>
-        <w:t xml:space="preserve">and admin can hide and show thire password and after click on login then </w:t>
-      </w:r>
-      <w:r>
-        <w:t>handleSubmit()</w:t>
+        <w:t xml:space="preserve">When admin type correct email and </w:t>
+      </w:r>
+      <w:proofErr w:type="spellStart"/>
+      <w:r>
+        <w:t>passward</w:t>
+      </w:r>
+      <w:proofErr w:type="spellEnd"/>
+      <w:r>
+        <w:t xml:space="preserve"> </w:t>
+      </w:r>
+      <w:r>
+        <w:t xml:space="preserve">and admin can hide and show </w:t>
+      </w:r>
+      <w:proofErr w:type="spellStart"/>
+      <w:r>
+        <w:t>thire</w:t>
+      </w:r>
+      <w:proofErr w:type="spellEnd"/>
+      <w:r>
+        <w:t xml:space="preserve"> password and after click on login then </w:t>
+      </w:r>
+      <w:proofErr w:type="spellStart"/>
+      <w:proofErr w:type="gramStart"/>
+      <w:r>
+        <w:t>handleSubmit</w:t>
+      </w:r>
+      <w:proofErr w:type="spellEnd"/>
+      <w:r>
+        <w:t>(</w:t>
+      </w:r>
+      <w:proofErr w:type="gramEnd"/>
+      <w:r>
+        <w:t>)</w:t>
       </w:r>
       <w:r>
         <w:t xml:space="preserve"> check validations </w:t>
@@ -379,11 +495,16 @@
           <w:numId w:val="4"/>
         </w:numPr>
       </w:pPr>
+      <w:proofErr w:type="gramStart"/>
       <w:r>
         <w:t>Navbar</w:t>
       </w:r>
       <w:r>
-        <w:t xml:space="preserve"> :-  this components displays the admin navigation bar , admin can navigate on different components </w:t>
+        <w:t xml:space="preserve"> :</w:t>
+      </w:r>
+      <w:proofErr w:type="gramEnd"/>
+      <w:r>
+        <w:t xml:space="preserve">-  this components displays the admin navigation bar , admin can navigate on different components </w:t>
       </w:r>
     </w:p>
     <w:p>
@@ -409,8 +530,18 @@
           <w:numId w:val="4"/>
         </w:numPr>
       </w:pPr>
-      <w:r>
-        <w:t xml:space="preserve">EmployeePage :- </w:t>
+      <w:proofErr w:type="spellStart"/>
+      <w:proofErr w:type="gramStart"/>
+      <w:r>
+        <w:t>EmployeePage</w:t>
+      </w:r>
+      <w:proofErr w:type="spellEnd"/>
+      <w:r>
+        <w:t xml:space="preserve"> :</w:t>
+      </w:r>
+      <w:proofErr w:type="gramEnd"/>
+      <w:r>
+        <w:t xml:space="preserve">- </w:t>
       </w:r>
     </w:p>
     <w:p>
@@ -485,9 +616,11 @@
           <w:numId w:val="4"/>
         </w:numPr>
       </w:pPr>
+      <w:proofErr w:type="spellStart"/>
       <w:r>
         <w:t>PayRollPage</w:t>
       </w:r>
+      <w:proofErr w:type="spellEnd"/>
     </w:p>
     <w:p>
       <w:pPr>
@@ -497,9 +630,11 @@
           <w:numId w:val="4"/>
         </w:numPr>
       </w:pPr>
+      <w:proofErr w:type="spellStart"/>
       <w:r>
         <w:t>AttendancePage</w:t>
       </w:r>
+      <w:proofErr w:type="spellEnd"/>
     </w:p>
     <w:p>
       <w:pPr>
@@ -514,12 +649,19 @@
         <w:lastRenderedPageBreak/>
         <w:t xml:space="preserve">3. Context folder have </w:t>
       </w:r>
-      <w:r>
-        <w:t xml:space="preserve">DataContext.jsx </w:t>
+      <w:proofErr w:type="spellStart"/>
+      <w:proofErr w:type="gramStart"/>
+      <w:r>
+        <w:t>DataContext.jsx</w:t>
+      </w:r>
+      <w:proofErr w:type="spellEnd"/>
+      <w:r>
+        <w:t xml:space="preserve"> </w:t>
       </w:r>
       <w:r>
         <w:t>:</w:t>
       </w:r>
+      <w:proofErr w:type="gramEnd"/>
       <w:r>
         <w:t xml:space="preserve"> </w:t>
       </w:r>
@@ -529,7 +671,15 @@
         <w:ind w:left="0" w:firstLine="0"/>
       </w:pPr>
       <w:r>
-        <w:t>This create createContext that is central</w:t>
+        <w:t xml:space="preserve">This create </w:t>
+      </w:r>
+      <w:proofErr w:type="spellStart"/>
+      <w:r>
+        <w:t>createContext</w:t>
+      </w:r>
+      <w:proofErr w:type="spellEnd"/>
+      <w:r>
+        <w:t xml:space="preserve"> that is central</w:t>
       </w:r>
       <w:r>
         <w:t xml:space="preserve"> </w:t>
@@ -625,7 +775,15 @@
       </w:pPr>
       <w:r>
         <w:lastRenderedPageBreak/>
-        <w:t>Backend section : -</w:t>
+        <w:t xml:space="preserve">Backend </w:t>
+      </w:r>
+      <w:proofErr w:type="gramStart"/>
+      <w:r>
+        <w:t>section :</w:t>
+      </w:r>
+      <w:proofErr w:type="gramEnd"/>
+      <w:r>
+        <w:t xml:space="preserve"> -</w:t>
       </w:r>
     </w:p>
     <w:p>
@@ -636,14 +794,29 @@
           <w:numId w:val="6"/>
         </w:numPr>
       </w:pPr>
-      <w:r>
-        <w:t>Brevo api</w:t>
-      </w:r>
+      <w:proofErr w:type="spellStart"/>
+      <w:r>
+        <w:t>Brevo</w:t>
+      </w:r>
+      <w:proofErr w:type="spellEnd"/>
       <w:r>
         <w:t xml:space="preserve"> </w:t>
       </w:r>
-      <w:r>
-        <w:t xml:space="preserve"> :- it is </w:t>
+      <w:proofErr w:type="spellStart"/>
+      <w:proofErr w:type="gramStart"/>
+      <w:r>
+        <w:t>api</w:t>
+      </w:r>
+      <w:proofErr w:type="spellEnd"/>
+      <w:r>
+        <w:t xml:space="preserve"> </w:t>
+      </w:r>
+      <w:r>
+        <w:t xml:space="preserve"> :</w:t>
+      </w:r>
+      <w:proofErr w:type="gramEnd"/>
+      <w:r>
+        <w:t xml:space="preserve">- it is </w:t>
       </w:r>
       <w:r>
         <w:t>transactional email</w:t>
@@ -663,11 +836,16 @@
           <w:numId w:val="6"/>
         </w:numPr>
       </w:pPr>
+      <w:proofErr w:type="gramStart"/>
       <w:r>
         <w:t>Salary</w:t>
       </w:r>
       <w:r>
-        <w:t xml:space="preserve"> :- </w:t>
+        <w:t xml:space="preserve"> :</w:t>
+      </w:r>
+      <w:proofErr w:type="gramEnd"/>
+      <w:r>
+        <w:t xml:space="preserve">- </w:t>
       </w:r>
       <w:r>
         <w:t>When admin add employee and employee details then</w:t>
@@ -697,7 +875,15 @@
         </w:numPr>
       </w:pPr>
       <w:r>
-        <w:t>Full Name :- Name should be string not a number</w:t>
+        <w:t xml:space="preserve">Full </w:t>
+      </w:r>
+      <w:proofErr w:type="gramStart"/>
+      <w:r>
+        <w:t>Name :</w:t>
+      </w:r>
+      <w:proofErr w:type="gramEnd"/>
+      <w:r>
+        <w:t>- Name should be string not a number</w:t>
       </w:r>
     </w:p>
     <w:p>
@@ -736,10 +922,31 @@
         <w:t>Bank name should be string</w:t>
       </w:r>
     </w:p>
-    <w:p>
-      <w:pPr>
-        <w:pStyle w:val="ListParagraph"/>
-        <w:ind w:firstLine="0"/>
+    <w:p/>
+    <w:p>
+      <w:pPr>
+        <w:pStyle w:val="ListParagraph"/>
+        <w:numPr>
+          <w:ilvl w:val="0"/>
+          <w:numId w:val="7"/>
+        </w:numPr>
+      </w:pPr>
+      <w:r>
+        <w:t xml:space="preserve">Apply React hook form in </w:t>
+      </w:r>
+      <w:proofErr w:type="spellStart"/>
+      <w:r>
+        <w:t>ems</w:t>
+      </w:r>
+      <w:proofErr w:type="spellEnd"/>
+      <w:r>
+        <w:t xml:space="preserve"> project</w:t>
+      </w:r>
+    </w:p>
+    <w:p>
+      <w:pPr>
+        <w:pStyle w:val="ListParagraph"/>
+        <w:ind w:left="717" w:firstLine="0"/>
       </w:pPr>
     </w:p>
     <w:sectPr>
@@ -1197,6 +1404,95 @@
     </w:lvl>
   </w:abstractNum>
   <w:abstractNum w:abstractNumId="5" w15:restartNumberingAfterBreak="0">
+    <w:nsid w:val="49CD1246"/>
+    <w:multiLevelType w:val="hybridMultilevel"/>
+    <w:tmpl w:val="682E32BC"/>
+    <w:lvl w:ilvl="0" w:tplc="05B0A37C">
+      <w:start w:val="1"/>
+      <w:numFmt w:val="decimal"/>
+      <w:lvlText w:val="%1)"/>
+      <w:lvlJc w:val="left"/>
+      <w:pPr>
+        <w:ind w:left="717" w:hanging="360"/>
+      </w:pPr>
+      <w:rPr>
+        <w:rFonts w:hint="default"/>
+      </w:rPr>
+    </w:lvl>
+    <w:lvl w:ilvl="1" w:tplc="40090019" w:tentative="1">
+      <w:start w:val="1"/>
+      <w:numFmt w:val="lowerLetter"/>
+      <w:lvlText w:val="%2."/>
+      <w:lvlJc w:val="left"/>
+      <w:pPr>
+        <w:ind w:left="1437" w:hanging="360"/>
+      </w:pPr>
+    </w:lvl>
+    <w:lvl w:ilvl="2" w:tplc="4009001B" w:tentative="1">
+      <w:start w:val="1"/>
+      <w:numFmt w:val="lowerRoman"/>
+      <w:lvlText w:val="%3."/>
+      <w:lvlJc w:val="right"/>
+      <w:pPr>
+        <w:ind w:left="2157" w:hanging="180"/>
+      </w:pPr>
+    </w:lvl>
+    <w:lvl w:ilvl="3" w:tplc="4009000F" w:tentative="1">
+      <w:start w:val="1"/>
+      <w:numFmt w:val="decimal"/>
+      <w:lvlText w:val="%4."/>
+      <w:lvlJc w:val="left"/>
+      <w:pPr>
+        <w:ind w:left="2877" w:hanging="360"/>
+      </w:pPr>
+    </w:lvl>
+    <w:lvl w:ilvl="4" w:tplc="40090019" w:tentative="1">
+      <w:start w:val="1"/>
+      <w:numFmt w:val="lowerLetter"/>
+      <w:lvlText w:val="%5."/>
+      <w:lvlJc w:val="left"/>
+      <w:pPr>
+        <w:ind w:left="3597" w:hanging="360"/>
+      </w:pPr>
+    </w:lvl>
+    <w:lvl w:ilvl="5" w:tplc="4009001B" w:tentative="1">
+      <w:start w:val="1"/>
+      <w:numFmt w:val="lowerRoman"/>
+      <w:lvlText w:val="%6."/>
+      <w:lvlJc w:val="right"/>
+      <w:pPr>
+        <w:ind w:left="4317" w:hanging="180"/>
+      </w:pPr>
+    </w:lvl>
+    <w:lvl w:ilvl="6" w:tplc="4009000F" w:tentative="1">
+      <w:start w:val="1"/>
+      <w:numFmt w:val="decimal"/>
+      <w:lvlText w:val="%7."/>
+      <w:lvlJc w:val="left"/>
+      <w:pPr>
+        <w:ind w:left="5037" w:hanging="360"/>
+      </w:pPr>
+    </w:lvl>
+    <w:lvl w:ilvl="7" w:tplc="40090019" w:tentative="1">
+      <w:start w:val="1"/>
+      <w:numFmt w:val="lowerLetter"/>
+      <w:lvlText w:val="%8."/>
+      <w:lvlJc w:val="left"/>
+      <w:pPr>
+        <w:ind w:left="5757" w:hanging="360"/>
+      </w:pPr>
+    </w:lvl>
+    <w:lvl w:ilvl="8" w:tplc="4009001B" w:tentative="1">
+      <w:start w:val="1"/>
+      <w:numFmt w:val="lowerRoman"/>
+      <w:lvlText w:val="%9."/>
+      <w:lvlJc w:val="right"/>
+      <w:pPr>
+        <w:ind w:left="6477" w:hanging="180"/>
+      </w:pPr>
+    </w:lvl>
+  </w:abstractNum>
+  <w:abstractNum w:abstractNumId="6" w15:restartNumberingAfterBreak="0">
     <w:nsid w:val="562E58DF"/>
     <w:multiLevelType w:val="hybridMultilevel"/>
     <w:tmpl w:val="4CA60B78"/>
@@ -1322,10 +1618,13 @@
     <w:abstractNumId w:val="3"/>
   </w:num>
   <w:num w:numId="5" w16cid:durableId="1423257543">
-    <w:abstractNumId w:val="5"/>
+    <w:abstractNumId w:val="6"/>
   </w:num>
   <w:num w:numId="6" w16cid:durableId="1198589762">
     <w:abstractNumId w:val="1"/>
+  </w:num>
+  <w:num w:numId="7" w16cid:durableId="1638142713">
+    <w:abstractNumId w:val="5"/>
   </w:num>
 </w:numbering>
 </file>
@@ -1933,6 +2232,7 @@
   <w:style w:type="character" w:default="1" w:styleId="DefaultParagraphFont">
     <w:name w:val="Default Paragraph Font"/>
     <w:uiPriority w:val="1"/>
+    <w:semiHidden/>
     <w:unhideWhenUsed/>
   </w:style>
   <w:style w:type="table" w:default="1" w:styleId="TableNormal">
